--- a/Poc/Poc/src/test/jmeter/Description des tests.docx
+++ b/Poc/Poc/src/test/jmeter/Description des tests.docx
@@ -9,6 +9,7 @@
       <w:bookmarkStart w:id="0" w:name="_Toc217989904"/>
       <w:r>
         <w:rPr>
+          <w:noProof/>
           <w:sz w:val="52"/>
           <w:szCs w:val="52"/>
         </w:rPr>
@@ -105,7 +106,7 @@
             <v:path o:extrusionok="f" gradientshapeok="t" o:connecttype="rect"/>
             <o:lock v:ext="edit" aspectratio="t"/>
           </v:shapetype>
-          <v:shape id="_x0000_i1025" type="#_x0000_t75" alt="Apache JMeter" style="width:24.2pt;height:24.2pt"/>
+          <v:shape id="_x0000_i1025" type="#_x0000_t75" alt="Apache JMeter" style="width:24.45pt;height:24.45pt"/>
         </w:pict>
       </w:r>
       <w:bookmarkEnd w:id="0"/>
@@ -136,6 +137,14 @@
     </w:p>
     <w:sdt>
       <w:sdtPr>
+        <w:rPr>
+          <w:rFonts w:asciiTheme="minorHAnsi" w:eastAsiaTheme="minorHAnsi" w:hAnsiTheme="minorHAnsi" w:cstheme="minorBidi"/>
+          <w:color w:val="auto"/>
+          <w:kern w:val="2"/>
+          <w:sz w:val="22"/>
+          <w:szCs w:val="22"/>
+          <w:lang w:eastAsia="en-US"/>
+        </w:rPr>
         <w:id w:val="-825437808"/>
         <w:docPartObj>
           <w:docPartGallery w:val="Table of Contents"/>
@@ -144,14 +153,8 @@
       </w:sdtPr>
       <w:sdtEndPr>
         <w:rPr>
-          <w:rFonts w:asciiTheme="minorHAnsi" w:eastAsiaTheme="minorHAnsi" w:hAnsiTheme="minorHAnsi" w:cstheme="minorBidi"/>
           <w:b/>
           <w:bCs/>
-          <w:color w:val="auto"/>
-          <w:kern w:val="2"/>
-          <w:sz w:val="22"/>
-          <w:szCs w:val="22"/>
-          <w:lang w:eastAsia="en-US"/>
         </w:rPr>
       </w:sdtEndPr>
       <w:sdtContent>
@@ -204,7 +207,7 @@
                 <w:noProof/>
               </w:rPr>
               <w:pict w14:anchorId="1FAA3BB6">
-                <v:shape id="_x0000_i1039" type="#_x0000_t75" alt="Apache JMeter" style="width:24.2pt;height:24.2pt"/>
+                <v:shape id="_x0000_i1026" type="#_x0000_t75" alt="Apache JMeter" style="width:24.45pt;height:24.45pt"/>
               </w:pict>
             </w:r>
             <w:r>
@@ -2827,7 +2830,13 @@
         <w:t>data_set_utilisateur</w:t>
       </w:r>
       <w:r>
-        <w:t>.csv », qui appel l’Endpoint « /</w:t>
+        <w:t>.csv », qui appel</w:t>
+      </w:r>
+      <w:r>
+        <w:t>le</w:t>
+      </w:r>
+      <w:r>
+        <w:t xml:space="preserve"> l’Endpoint « /</w:t>
       </w:r>
       <w:r>
         <w:t>user/</w:t>
@@ -3076,23 +3085,7 @@
             <w:b/>
             <w:bCs/>
           </w:rPr>
-          <w:t>Requête</w:t>
-        </w:r>
-        <w:r>
-          <w:rPr>
-            <w:rStyle w:val="Lienhypertexte"/>
-            <w:b/>
-            <w:bCs/>
-          </w:rPr>
-          <w:t xml:space="preserve"> </w:t>
-        </w:r>
-        <w:r>
-          <w:rPr>
-            <w:rStyle w:val="Lienhypertexte"/>
-            <w:b/>
-            <w:bCs/>
-          </w:rPr>
-          <w:t>SQL</w:t>
+          <w:t>Requête SQL</w:t>
         </w:r>
       </w:hyperlink>
       <w:r>
@@ -3127,7 +3120,7 @@
         <w:t xml:space="preserve">°/ </w:t>
       </w:r>
       <w:r>
-        <w:t>S</w:t>
+        <w:t>C</w:t>
       </w:r>
       <w:r>
         <w:t>e placer dans le répertoire de l’</w:t>
@@ -3395,14 +3388,7 @@
           <w:i/>
           <w:iCs/>
         </w:rPr>
-        <w:t>˜</w:t>
-      </w:r>
-      <w:r>
-        <w:rPr>
-          <w:i/>
-          <w:iCs/>
-        </w:rPr>
-        <w:t xml:space="preserve"> </w:t>
+        <w:t xml:space="preserve">˜ </w:t>
       </w:r>
       <w:r>
         <w:rPr>
@@ -3471,14 +3457,7 @@
           <w:i/>
           <w:iCs/>
         </w:rPr>
-        <w:t>˜</w:t>
-      </w:r>
-      <w:r>
-        <w:rPr>
-          <w:i/>
-          <w:iCs/>
-        </w:rPr>
-        <w:t xml:space="preserve"> </w:t>
+        <w:t xml:space="preserve">˜ </w:t>
       </w:r>
       <w:r>
         <w:rPr>
@@ -3526,13 +3505,7 @@
         <w:t xml:space="preserve">Refaire </w:t>
       </w:r>
       <w:r>
-        <w:t>« </w:t>
-      </w:r>
-      <w:r>
-        <w:t>2°/ Importer les données</w:t>
-      </w:r>
-      <w:r>
-        <w:t> ».</w:t>
+        <w:t>« 2°/ Importer les données ».</w:t>
       </w:r>
     </w:p>
     <w:p>
@@ -3542,10 +3515,7 @@
       <w:bookmarkStart w:id="14" w:name="_Toc217989918"/>
       <w:r>
         <w:lastRenderedPageBreak/>
-        <w:t>Analyse des données</w:t>
-      </w:r>
-      <w:r>
-        <w:t> :</w:t>
+        <w:t>Analyse des données :</w:t>
       </w:r>
       <w:bookmarkEnd w:id="14"/>
       <w:r>
@@ -3567,6 +3537,9 @@
         <w:jc w:val="center"/>
       </w:pPr>
       <w:r>
+        <w:rPr>
+          <w:noProof/>
+        </w:rPr>
         <w:drawing>
           <wp:inline distT="0" distB="0" distL="0" distR="0" wp14:anchorId="26E48200" wp14:editId="1E5965A7">
             <wp:extent cx="5635599" cy="3690449"/>
@@ -3616,6 +3589,7 @@
       <w:r>
         <w:rPr>
           <w:rFonts w:asciiTheme="majorHAnsi" w:eastAsiaTheme="majorEastAsia" w:hAnsiTheme="majorHAnsi" w:cstheme="majorBidi"/>
+          <w:noProof/>
           <w:color w:val="365F91" w:themeColor="accent1" w:themeShade="BF"/>
           <w:sz w:val="40"/>
           <w:szCs w:val="40"/>
@@ -3677,15 +3651,13 @@
       <w:r>
         <w:t>lobal de l'</w:t>
       </w:r>
-      <w:proofErr w:type="spellStart"/>
-      <w:r>
-        <w:t>é</w:t>
+      <w:r>
+        <w:t>e</w:t>
       </w:r>
       <w:r>
         <w:t>xécution</w:t>
       </w:r>
       <w:bookmarkEnd w:id="16"/>
-      <w:proofErr w:type="spellEnd"/>
     </w:p>
     <w:p/>
     <w:p>
@@ -4239,13 +4211,7 @@
       </w:r>
       <w:proofErr w:type="spellEnd"/>
       <w:r>
-        <w:t>/lit</w:t>
-      </w:r>
-      <w:r>
-        <w:t>),</w:t>
-      </w:r>
-      <w:r>
-        <w:t xml:space="preserve"> suggérant des problèmes de gestion des accès concurrents (verrous/locks) lors des pics d'appels.</w:t>
+        <w:t>/lit), suggérant des problèmes de gestion des accès concurrents (verrous/locks) lors des pics d'appels.</w:t>
       </w:r>
       <w:r>
         <w:t xml:space="preserve"> Ceci est lié au fait qu’il ne reste qu’un lit et au moins 2 tentatives de réservations.</w:t>
@@ -4328,10 +4294,7 @@
       <w:bookmarkStart w:id="20" w:name="_Toc217989924"/>
       <w:r>
         <w:lastRenderedPageBreak/>
-        <w:t>Conclusion</w:t>
-      </w:r>
-      <w:r>
-        <w:t> :</w:t>
+        <w:t>Conclusion :</w:t>
       </w:r>
       <w:bookmarkEnd w:id="20"/>
       <w:r>
@@ -4405,7 +4368,13 @@
         <w:t xml:space="preserve"> Balancer est </w:t>
       </w:r>
       <w:r>
-        <w:t>enviable</w:t>
+        <w:t>envi</w:t>
+      </w:r>
+      <w:r>
+        <w:t>sage</w:t>
+      </w:r>
+      <w:r>
+        <w:t>able</w:t>
       </w:r>
       <w:r>
         <w:t>.</w:t>
@@ -4488,7 +4457,7 @@
     </w:p>
     <w:p>
       <w:r>
-        <w:t xml:space="preserve">On peut nettement créer des zones géographiques de recherche par utilisateurs (En effet une personne qui travaille dans la région parisienne n’aura jamais besoin de connaitre les disponibilisées des hôpitaux de Marseille) </w:t>
+        <w:t xml:space="preserve">On peut nettement créer des zones géographiques de recherche par utilisateurs (En effet une personne qui travaille dans la région parisienne n’aura jamais besoin de connaitre les disponibilisés des hôpitaux de Marseille) </w:t>
       </w:r>
     </w:p>
     <w:p>
@@ -4605,7 +4574,18 @@
         <w:ind w:left="720"/>
       </w:pPr>
       <w:r>
-        <w:t>Des utilisateurs ont été créer en masse</w:t>
+        <w:t xml:space="preserve">Des utilisateurs ont été </w:t>
+      </w:r>
+      <w:proofErr w:type="spellStart"/>
+      <w:r>
+        <w:t>cré</w:t>
+      </w:r>
+      <w:r>
+        <w:t>es</w:t>
+      </w:r>
+      <w:proofErr w:type="spellEnd"/>
+      <w:r>
+        <w:t xml:space="preserve"> en masse</w:t>
       </w:r>
       <w:r>
         <w:t xml:space="preserve"> sous </w:t>
@@ -4614,7 +4594,13 @@
         <w:t>Excel</w:t>
       </w:r>
       <w:r>
-        <w:t xml:space="preserve"> pour simuler 1000 connections</w:t>
+        <w:t xml:space="preserve"> pour simuler 1000 conne</w:t>
+      </w:r>
+      <w:r>
+        <w:t>x</w:t>
+      </w:r>
+      <w:r>
+        <w:t>ions</w:t>
       </w:r>
       <w:r>
         <w:t xml:space="preserve">, puis le fichier a été enregistré au format csv (pour une utilisation dans </w:t>
@@ -5182,23 +5168,21 @@
           <w:b/>
           <w:bCs/>
         </w:rPr>
-        <w:t xml:space="preserve">Format des </w:t>
-      </w:r>
-      <w:proofErr w:type="spellStart"/>
+        <w:t>Format des don</w:t>
+      </w:r>
       <w:r>
         <w:rPr>
           <w:b/>
           <w:bCs/>
         </w:rPr>
-        <w:t>donées</w:t>
-      </w:r>
-      <w:proofErr w:type="spellEnd"/>
+        <w:t>n</w:t>
+      </w:r>
       <w:r>
         <w:rPr>
           <w:b/>
           <w:bCs/>
         </w:rPr>
-        <w:t xml:space="preserve"> : </w:t>
+        <w:t xml:space="preserve">ées : </w:t>
       </w:r>
     </w:p>
     <w:p>
@@ -5309,6 +5293,7 @@
         <w:rPr>
           <w:b/>
           <w:bCs/>
+          <w:noProof/>
         </w:rPr>
         <w:drawing>
           <wp:inline distT="0" distB="0" distL="0" distR="0" wp14:anchorId="059C5986" wp14:editId="15A9E702">
@@ -5693,26 +5678,21 @@
       <w:pPr>
         <w:ind w:left="372" w:firstLine="708"/>
       </w:pPr>
+      <w:r>
+        <w:t xml:space="preserve">Les autres données </w:t>
+      </w:r>
+      <w:r>
+        <w:t>ont</w:t>
+      </w:r>
+      <w:r>
+        <w:t xml:space="preserve"> été mises dans le </w:t>
+      </w:r>
       <w:proofErr w:type="spellStart"/>
       <w:r>
-        <w:t>Les</w:t>
+        <w:t>data_set.sql</w:t>
       </w:r>
       <w:proofErr w:type="spellEnd"/>
       <w:r>
-        <w:t xml:space="preserve"> autres données </w:t>
-      </w:r>
-      <w:r>
-        <w:t>ont</w:t>
-      </w:r>
-      <w:r>
-        <w:t xml:space="preserve"> été mises dans le </w:t>
-      </w:r>
-      <w:proofErr w:type="spellStart"/>
-      <w:r>
-        <w:t>data_set.sql</w:t>
-      </w:r>
-      <w:proofErr w:type="spellEnd"/>
-      <w:r>
         <w:t xml:space="preserve"> en suivant les spécifications.</w:t>
       </w:r>
     </w:p>
@@ -5726,6 +5706,9 @@
         <w:ind w:left="372" w:firstLine="708"/>
       </w:pPr>
       <w:r>
+        <w:rPr>
+          <w:noProof/>
+        </w:rPr>
         <w:drawing>
           <wp:inline distT="0" distB="0" distL="0" distR="0" wp14:anchorId="41C39B1B" wp14:editId="330BA6CC">
             <wp:extent cx="5029902" cy="5106113"/>

--- a/Poc/Poc/src/test/jmeter/Description des tests.docx
+++ b/Poc/Poc/src/test/jmeter/Description des tests.docx
@@ -6,7 +6,7 @@
       <w:pPr>
         <w:pStyle w:val="Titre1"/>
       </w:pPr>
-      <w:bookmarkStart w:id="0" w:name="_Toc217989904"/>
+      <w:bookmarkStart w:id="0" w:name="_Toc221089330"/>
       <w:r>
         <w:rPr>
           <w:noProof/>
@@ -194,7 +194,7 @@
           <w:r>
             <w:fldChar w:fldCharType="separate"/>
           </w:r>
-          <w:hyperlink w:anchor="_Toc217989904" w:history="1">
+          <w:hyperlink w:anchor="_Toc221089330" w:history="1">
             <w:r>
               <w:rPr>
                 <w:rStyle w:val="Lienhypertexte"/>
@@ -206,8 +206,8 @@
               <w:rPr>
                 <w:noProof/>
               </w:rPr>
-              <w:pict w14:anchorId="1FAA3BB6">
-                <v:shape id="_x0000_i1026" type="#_x0000_t75" alt="Apache JMeter" style="width:24.45pt;height:24.45pt"/>
+              <w:pict w14:anchorId="44AC0BCA">
+                <v:shape id="_x0000_i1035" type="#_x0000_t75" alt="Apache JMeter" style="width:24.45pt;height:24.45pt"/>
               </w:pict>
             </w:r>
             <w:r>
@@ -229,7 +229,7 @@
                 <w:noProof/>
                 <w:webHidden/>
               </w:rPr>
-              <w:instrText xml:space="preserve"> PAGEREF _Toc217989904 \h </w:instrText>
+              <w:instrText xml:space="preserve"> PAGEREF _Toc221089330 \h </w:instrText>
             </w:r>
             <w:r>
               <w:rPr>
@@ -274,7 +274,7 @@
               <w:lang w:eastAsia="fr-FR"/>
             </w:rPr>
           </w:pPr>
-          <w:hyperlink w:anchor="_Toc217989905" w:history="1">
+          <w:hyperlink w:anchor="_Toc221089331" w:history="1">
             <w:r>
               <w:rPr>
                 <w:rStyle w:val="Lienhypertexte"/>
@@ -301,7 +301,7 @@
                 <w:noProof/>
                 <w:webHidden/>
               </w:rPr>
-              <w:instrText xml:space="preserve"> PAGEREF _Toc217989905 \h </w:instrText>
+              <w:instrText xml:space="preserve"> PAGEREF _Toc221089331 \h </w:instrText>
             </w:r>
             <w:r>
               <w:rPr>
@@ -346,7 +346,7 @@
               <w:lang w:eastAsia="fr-FR"/>
             </w:rPr>
           </w:pPr>
-          <w:hyperlink w:anchor="_Toc217989906" w:history="1">
+          <w:hyperlink w:anchor="_Toc221089332" w:history="1">
             <w:r>
               <w:rPr>
                 <w:rStyle w:val="Lienhypertexte"/>
@@ -373,7 +373,7 @@
                 <w:noProof/>
                 <w:webHidden/>
               </w:rPr>
-              <w:instrText xml:space="preserve"> PAGEREF _Toc217989906 \h </w:instrText>
+              <w:instrText xml:space="preserve"> PAGEREF _Toc221089332 \h </w:instrText>
             </w:r>
             <w:r>
               <w:rPr>
@@ -418,7 +418,7 @@
               <w:lang w:eastAsia="fr-FR"/>
             </w:rPr>
           </w:pPr>
-          <w:hyperlink w:anchor="_Toc217989907" w:history="1">
+          <w:hyperlink w:anchor="_Toc221089333" w:history="1">
             <w:r>
               <w:rPr>
                 <w:rStyle w:val="Lienhypertexte"/>
@@ -445,7 +445,7 @@
                 <w:noProof/>
                 <w:webHidden/>
               </w:rPr>
-              <w:instrText xml:space="preserve"> PAGEREF _Toc217989907 \h </w:instrText>
+              <w:instrText xml:space="preserve"> PAGEREF _Toc221089333 \h </w:instrText>
             </w:r>
             <w:r>
               <w:rPr>
@@ -490,7 +490,7 @@
               <w:lang w:eastAsia="fr-FR"/>
             </w:rPr>
           </w:pPr>
-          <w:hyperlink w:anchor="_Toc217989908" w:history="1">
+          <w:hyperlink w:anchor="_Toc221089334" w:history="1">
             <w:r>
               <w:rPr>
                 <w:rStyle w:val="Lienhypertexte"/>
@@ -517,7 +517,7 @@
                 <w:noProof/>
                 <w:webHidden/>
               </w:rPr>
-              <w:instrText xml:space="preserve"> PAGEREF _Toc217989908 \h </w:instrText>
+              <w:instrText xml:space="preserve"> PAGEREF _Toc221089334 \h </w:instrText>
             </w:r>
             <w:r>
               <w:rPr>
@@ -562,7 +562,7 @@
               <w:lang w:eastAsia="fr-FR"/>
             </w:rPr>
           </w:pPr>
-          <w:hyperlink w:anchor="_Toc217989909" w:history="1">
+          <w:hyperlink w:anchor="_Toc221089335" w:history="1">
             <w:r>
               <w:rPr>
                 <w:rStyle w:val="Lienhypertexte"/>
@@ -589,7 +589,7 @@
                 <w:noProof/>
                 <w:webHidden/>
               </w:rPr>
-              <w:instrText xml:space="preserve"> PAGEREF _Toc217989909 \h </w:instrText>
+              <w:instrText xml:space="preserve"> PAGEREF _Toc221089335 \h </w:instrText>
             </w:r>
             <w:r>
               <w:rPr>
@@ -634,7 +634,7 @@
               <w:lang w:eastAsia="fr-FR"/>
             </w:rPr>
           </w:pPr>
-          <w:hyperlink w:anchor="_Toc217989910" w:history="1">
+          <w:hyperlink w:anchor="_Toc221089336" w:history="1">
             <w:r>
               <w:rPr>
                 <w:rStyle w:val="Lienhypertexte"/>
@@ -661,7 +661,7 @@
                 <w:noProof/>
                 <w:webHidden/>
               </w:rPr>
-              <w:instrText xml:space="preserve"> PAGEREF _Toc217989910 \h </w:instrText>
+              <w:instrText xml:space="preserve"> PAGEREF _Toc221089336 \h </w:instrText>
             </w:r>
             <w:r>
               <w:rPr>
@@ -706,7 +706,7 @@
               <w:lang w:eastAsia="fr-FR"/>
             </w:rPr>
           </w:pPr>
-          <w:hyperlink w:anchor="_Toc217989911" w:history="1">
+          <w:hyperlink w:anchor="_Toc221089337" w:history="1">
             <w:r>
               <w:rPr>
                 <w:rStyle w:val="Lienhypertexte"/>
@@ -733,7 +733,7 @@
                 <w:noProof/>
                 <w:webHidden/>
               </w:rPr>
-              <w:instrText xml:space="preserve"> PAGEREF _Toc217989911 \h </w:instrText>
+              <w:instrText xml:space="preserve"> PAGEREF _Toc221089337 \h </w:instrText>
             </w:r>
             <w:r>
               <w:rPr>
@@ -778,7 +778,7 @@
               <w:lang w:eastAsia="fr-FR"/>
             </w:rPr>
           </w:pPr>
-          <w:hyperlink w:anchor="_Toc217989912" w:history="1">
+          <w:hyperlink w:anchor="_Toc221089338" w:history="1">
             <w:r>
               <w:rPr>
                 <w:rStyle w:val="Lienhypertexte"/>
@@ -805,7 +805,7 @@
                 <w:noProof/>
                 <w:webHidden/>
               </w:rPr>
-              <w:instrText xml:space="preserve"> PAGEREF _Toc217989912 \h </w:instrText>
+              <w:instrText xml:space="preserve"> PAGEREF _Toc221089338 \h </w:instrText>
             </w:r>
             <w:r>
               <w:rPr>
@@ -850,7 +850,7 @@
               <w:lang w:eastAsia="fr-FR"/>
             </w:rPr>
           </w:pPr>
-          <w:hyperlink w:anchor="_Toc217989913" w:history="1">
+          <w:hyperlink w:anchor="_Toc221089339" w:history="1">
             <w:r>
               <w:rPr>
                 <w:rStyle w:val="Lienhypertexte"/>
@@ -877,7 +877,7 @@
                 <w:noProof/>
                 <w:webHidden/>
               </w:rPr>
-              <w:instrText xml:space="preserve"> PAGEREF _Toc217989913 \h </w:instrText>
+              <w:instrText xml:space="preserve"> PAGEREF _Toc221089339 \h </w:instrText>
             </w:r>
             <w:r>
               <w:rPr>
@@ -922,7 +922,7 @@
               <w:lang w:eastAsia="fr-FR"/>
             </w:rPr>
           </w:pPr>
-          <w:hyperlink w:anchor="_Toc217989914" w:history="1">
+          <w:hyperlink w:anchor="_Toc221089340" w:history="1">
             <w:r>
               <w:rPr>
                 <w:rStyle w:val="Lienhypertexte"/>
@@ -949,7 +949,7 @@
                 <w:noProof/>
                 <w:webHidden/>
               </w:rPr>
-              <w:instrText xml:space="preserve"> PAGEREF _Toc217989914 \h </w:instrText>
+              <w:instrText xml:space="preserve"> PAGEREF _Toc221089340 \h </w:instrText>
             </w:r>
             <w:r>
               <w:rPr>
@@ -994,7 +994,7 @@
               <w:lang w:eastAsia="fr-FR"/>
             </w:rPr>
           </w:pPr>
-          <w:hyperlink w:anchor="_Toc217989915" w:history="1">
+          <w:hyperlink w:anchor="_Toc221089341" w:history="1">
             <w:r>
               <w:rPr>
                 <w:rStyle w:val="Lienhypertexte"/>
@@ -1021,7 +1021,7 @@
                 <w:noProof/>
                 <w:webHidden/>
               </w:rPr>
-              <w:instrText xml:space="preserve"> PAGEREF _Toc217989915 \h </w:instrText>
+              <w:instrText xml:space="preserve"> PAGEREF _Toc221089341 \h </w:instrText>
             </w:r>
             <w:r>
               <w:rPr>
@@ -1066,7 +1066,7 @@
               <w:lang w:eastAsia="fr-FR"/>
             </w:rPr>
           </w:pPr>
-          <w:hyperlink w:anchor="_Toc217989916" w:history="1">
+          <w:hyperlink w:anchor="_Toc221089342" w:history="1">
             <w:r>
               <w:rPr>
                 <w:rStyle w:val="Lienhypertexte"/>
@@ -1093,7 +1093,7 @@
                 <w:noProof/>
                 <w:webHidden/>
               </w:rPr>
-              <w:instrText xml:space="preserve"> PAGEREF _Toc217989916 \h </w:instrText>
+              <w:instrText xml:space="preserve"> PAGEREF _Toc221089342 \h </w:instrText>
             </w:r>
             <w:r>
               <w:rPr>
@@ -1138,7 +1138,7 @@
               <w:lang w:eastAsia="fr-FR"/>
             </w:rPr>
           </w:pPr>
-          <w:hyperlink w:anchor="_Toc217989917" w:history="1">
+          <w:hyperlink w:anchor="_Toc221089343" w:history="1">
             <w:r>
               <w:rPr>
                 <w:rStyle w:val="Lienhypertexte"/>
@@ -1165,7 +1165,7 @@
                 <w:noProof/>
                 <w:webHidden/>
               </w:rPr>
-              <w:instrText xml:space="preserve"> PAGEREF _Toc217989917 \h </w:instrText>
+              <w:instrText xml:space="preserve"> PAGEREF _Toc221089343 \h </w:instrText>
             </w:r>
             <w:r>
               <w:rPr>
@@ -1210,7 +1210,7 @@
               <w:lang w:eastAsia="fr-FR"/>
             </w:rPr>
           </w:pPr>
-          <w:hyperlink w:anchor="_Toc217989918" w:history="1">
+          <w:hyperlink w:anchor="_Toc221089344" w:history="1">
             <w:r>
               <w:rPr>
                 <w:rStyle w:val="Lienhypertexte"/>
@@ -1237,7 +1237,7 @@
                 <w:noProof/>
                 <w:webHidden/>
               </w:rPr>
-              <w:instrText xml:space="preserve"> PAGEREF _Toc217989918 \h </w:instrText>
+              <w:instrText xml:space="preserve"> PAGEREF _Toc221089344 \h </w:instrText>
             </w:r>
             <w:r>
               <w:rPr>
@@ -1282,7 +1282,7 @@
               <w:lang w:eastAsia="fr-FR"/>
             </w:rPr>
           </w:pPr>
-          <w:hyperlink w:anchor="_Toc217989919" w:history="1">
+          <w:hyperlink w:anchor="_Toc221089345" w:history="1">
             <w:r>
               <w:rPr>
                 <w:rStyle w:val="Lienhypertexte"/>
@@ -1309,7 +1309,7 @@
                 <w:noProof/>
                 <w:webHidden/>
               </w:rPr>
-              <w:instrText xml:space="preserve"> PAGEREF _Toc217989919 \h </w:instrText>
+              <w:instrText xml:space="preserve"> PAGEREF _Toc221089345 \h </w:instrText>
             </w:r>
             <w:r>
               <w:rPr>
@@ -1354,13 +1354,13 @@
               <w:lang w:eastAsia="fr-FR"/>
             </w:rPr>
           </w:pPr>
-          <w:hyperlink w:anchor="_Toc217989920" w:history="1">
+          <w:hyperlink w:anchor="_Toc221089346" w:history="1">
             <w:r>
               <w:rPr>
                 <w:rStyle w:val="Lienhypertexte"/>
                 <w:noProof/>
               </w:rPr>
-              <w:t>Résumé global de l'éxécution</w:t>
+              <w:t>Résumé global de l'exécution</w:t>
             </w:r>
             <w:r>
               <w:rPr>
@@ -1381,7 +1381,7 @@
                 <w:noProof/>
                 <w:webHidden/>
               </w:rPr>
-              <w:instrText xml:space="preserve"> PAGEREF _Toc217989920 \h </w:instrText>
+              <w:instrText xml:space="preserve"> PAGEREF _Toc221089346 \h </w:instrText>
             </w:r>
             <w:r>
               <w:rPr>
@@ -1426,7 +1426,7 @@
               <w:lang w:eastAsia="fr-FR"/>
             </w:rPr>
           </w:pPr>
-          <w:hyperlink w:anchor="_Toc217989921" w:history="1">
+          <w:hyperlink w:anchor="_Toc221089347" w:history="1">
             <w:r>
               <w:rPr>
                 <w:rStyle w:val="Lienhypertexte"/>
@@ -1453,7 +1453,7 @@
                 <w:noProof/>
                 <w:webHidden/>
               </w:rPr>
-              <w:instrText xml:space="preserve"> PAGEREF _Toc217989921 \h </w:instrText>
+              <w:instrText xml:space="preserve"> PAGEREF _Toc221089347 \h </w:instrText>
             </w:r>
             <w:r>
               <w:rPr>
@@ -1498,7 +1498,7 @@
               <w:lang w:eastAsia="fr-FR"/>
             </w:rPr>
           </w:pPr>
-          <w:hyperlink w:anchor="_Toc217989922" w:history="1">
+          <w:hyperlink w:anchor="_Toc221089348" w:history="1">
             <w:r>
               <w:rPr>
                 <w:rStyle w:val="Lienhypertexte"/>
@@ -1525,7 +1525,7 @@
                 <w:noProof/>
                 <w:webHidden/>
               </w:rPr>
-              <w:instrText xml:space="preserve"> PAGEREF _Toc217989922 \h </w:instrText>
+              <w:instrText xml:space="preserve"> PAGEREF _Toc221089348 \h </w:instrText>
             </w:r>
             <w:r>
               <w:rPr>
@@ -1570,7 +1570,7 @@
               <w:lang w:eastAsia="fr-FR"/>
             </w:rPr>
           </w:pPr>
-          <w:hyperlink w:anchor="_Toc217989923" w:history="1">
+          <w:hyperlink w:anchor="_Toc221089349" w:history="1">
             <w:r>
               <w:rPr>
                 <w:rStyle w:val="Lienhypertexte"/>
@@ -1597,7 +1597,7 @@
                 <w:noProof/>
                 <w:webHidden/>
               </w:rPr>
-              <w:instrText xml:space="preserve"> PAGEREF _Toc217989923 \h </w:instrText>
+              <w:instrText xml:space="preserve"> PAGEREF _Toc221089349 \h </w:instrText>
             </w:r>
             <w:r>
               <w:rPr>
@@ -1642,7 +1642,7 @@
               <w:lang w:eastAsia="fr-FR"/>
             </w:rPr>
           </w:pPr>
-          <w:hyperlink w:anchor="_Toc217989924" w:history="1">
+          <w:hyperlink w:anchor="_Toc221089350" w:history="1">
             <w:r>
               <w:rPr>
                 <w:rStyle w:val="Lienhypertexte"/>
@@ -1669,7 +1669,7 @@
                 <w:noProof/>
                 <w:webHidden/>
               </w:rPr>
-              <w:instrText xml:space="preserve"> PAGEREF _Toc217989924 \h </w:instrText>
+              <w:instrText xml:space="preserve"> PAGEREF _Toc221089350 \h </w:instrText>
             </w:r>
             <w:r>
               <w:rPr>
@@ -1714,7 +1714,7 @@
               <w:lang w:eastAsia="fr-FR"/>
             </w:rPr>
           </w:pPr>
-          <w:hyperlink w:anchor="_Toc217989925" w:history="1">
+          <w:hyperlink w:anchor="_Toc221089351" w:history="1">
             <w:r>
               <w:rPr>
                 <w:rStyle w:val="Lienhypertexte"/>
@@ -1741,7 +1741,7 @@
                 <w:noProof/>
                 <w:webHidden/>
               </w:rPr>
-              <w:instrText xml:space="preserve"> PAGEREF _Toc217989925 \h </w:instrText>
+              <w:instrText xml:space="preserve"> PAGEREF _Toc221089351 \h </w:instrText>
             </w:r>
             <w:r>
               <w:rPr>
@@ -1786,7 +1786,7 @@
               <w:lang w:eastAsia="fr-FR"/>
             </w:rPr>
           </w:pPr>
-          <w:hyperlink w:anchor="_Toc217989926" w:history="1">
+          <w:hyperlink w:anchor="_Toc221089352" w:history="1">
             <w:r>
               <w:rPr>
                 <w:rStyle w:val="Lienhypertexte"/>
@@ -1813,7 +1813,7 @@
                 <w:noProof/>
                 <w:webHidden/>
               </w:rPr>
-              <w:instrText xml:space="preserve"> PAGEREF _Toc217989926 \h </w:instrText>
+              <w:instrText xml:space="preserve"> PAGEREF _Toc221089352 \h </w:instrText>
             </w:r>
             <w:r>
               <w:rPr>
@@ -1858,7 +1858,7 @@
               <w:lang w:eastAsia="fr-FR"/>
             </w:rPr>
           </w:pPr>
-          <w:hyperlink w:anchor="_Toc217989927" w:history="1">
+          <w:hyperlink w:anchor="_Toc221089353" w:history="1">
             <w:r>
               <w:rPr>
                 <w:rStyle w:val="Lienhypertexte"/>
@@ -1885,7 +1885,7 @@
                 <w:noProof/>
                 <w:webHidden/>
               </w:rPr>
-              <w:instrText xml:space="preserve"> PAGEREF _Toc217989927 \h </w:instrText>
+              <w:instrText xml:space="preserve"> PAGEREF _Toc221089353 \h </w:instrText>
             </w:r>
             <w:r>
               <w:rPr>
@@ -1930,7 +1930,7 @@
               <w:lang w:eastAsia="fr-FR"/>
             </w:rPr>
           </w:pPr>
-          <w:hyperlink w:anchor="_Toc217989928" w:history="1">
+          <w:hyperlink w:anchor="_Toc221089354" w:history="1">
             <w:r>
               <w:rPr>
                 <w:rStyle w:val="Lienhypertexte"/>
@@ -1957,7 +1957,7 @@
                 <w:noProof/>
                 <w:webHidden/>
               </w:rPr>
-              <w:instrText xml:space="preserve"> PAGEREF _Toc217989928 \h </w:instrText>
+              <w:instrText xml:space="preserve"> PAGEREF _Toc221089354 \h </w:instrText>
             </w:r>
             <w:r>
               <w:rPr>
@@ -2002,7 +2002,7 @@
               <w:lang w:eastAsia="fr-FR"/>
             </w:rPr>
           </w:pPr>
-          <w:hyperlink w:anchor="_Toc217989929" w:history="1">
+          <w:hyperlink w:anchor="_Toc221089355" w:history="1">
             <w:r>
               <w:rPr>
                 <w:rStyle w:val="Lienhypertexte"/>
@@ -2029,7 +2029,7 @@
                 <w:noProof/>
                 <w:webHidden/>
               </w:rPr>
-              <w:instrText xml:space="preserve"> PAGEREF _Toc217989929 \h </w:instrText>
+              <w:instrText xml:space="preserve"> PAGEREF _Toc221089355 \h </w:instrText>
             </w:r>
             <w:r>
               <w:rPr>
@@ -2074,7 +2074,7 @@
               <w:lang w:eastAsia="fr-FR"/>
             </w:rPr>
           </w:pPr>
-          <w:hyperlink w:anchor="_Toc217989930" w:history="1">
+          <w:hyperlink w:anchor="_Toc221089356" w:history="1">
             <w:r>
               <w:rPr>
                 <w:rStyle w:val="Lienhypertexte"/>
@@ -2101,7 +2101,7 @@
                 <w:noProof/>
                 <w:webHidden/>
               </w:rPr>
-              <w:instrText xml:space="preserve"> PAGEREF _Toc217989930 \h </w:instrText>
+              <w:instrText xml:space="preserve"> PAGEREF _Toc221089356 \h </w:instrText>
             </w:r>
             <w:r>
               <w:rPr>
@@ -2146,7 +2146,7 @@
               <w:lang w:eastAsia="fr-FR"/>
             </w:rPr>
           </w:pPr>
-          <w:hyperlink w:anchor="_Toc217989931" w:history="1">
+          <w:hyperlink w:anchor="_Toc221089357" w:history="1">
             <w:r>
               <w:rPr>
                 <w:rStyle w:val="Lienhypertexte"/>
@@ -2173,7 +2173,7 @@
                 <w:noProof/>
                 <w:webHidden/>
               </w:rPr>
-              <w:instrText xml:space="preserve"> PAGEREF _Toc217989931 \h </w:instrText>
+              <w:instrText xml:space="preserve"> PAGEREF _Toc221089357 \h </w:instrText>
             </w:r>
             <w:r>
               <w:rPr>
@@ -2218,7 +2218,7 @@
               <w:lang w:eastAsia="fr-FR"/>
             </w:rPr>
           </w:pPr>
-          <w:hyperlink w:anchor="_Toc217989932" w:history="1">
+          <w:hyperlink w:anchor="_Toc221089358" w:history="1">
             <w:r>
               <w:rPr>
                 <w:rStyle w:val="Lienhypertexte"/>
@@ -2245,7 +2245,7 @@
                 <w:noProof/>
                 <w:webHidden/>
               </w:rPr>
-              <w:instrText xml:space="preserve"> PAGEREF _Toc217989932 \h </w:instrText>
+              <w:instrText xml:space="preserve"> PAGEREF _Toc221089358 \h </w:instrText>
             </w:r>
             <w:r>
               <w:rPr>
@@ -2290,7 +2290,7 @@
               <w:lang w:eastAsia="fr-FR"/>
             </w:rPr>
           </w:pPr>
-          <w:hyperlink w:anchor="_Toc217989933" w:history="1">
+          <w:hyperlink w:anchor="_Toc221089359" w:history="1">
             <w:r>
               <w:rPr>
                 <w:rStyle w:val="Lienhypertexte"/>
@@ -2317,7 +2317,7 @@
                 <w:noProof/>
                 <w:webHidden/>
               </w:rPr>
-              <w:instrText xml:space="preserve"> PAGEREF _Toc217989933 \h </w:instrText>
+              <w:instrText xml:space="preserve"> PAGEREF _Toc221089359 \h </w:instrText>
             </w:r>
             <w:r>
               <w:rPr>
@@ -2362,7 +2362,7 @@
               <w:lang w:eastAsia="fr-FR"/>
             </w:rPr>
           </w:pPr>
-          <w:hyperlink w:anchor="_Toc217989934" w:history="1">
+          <w:hyperlink w:anchor="_Toc221089360" w:history="1">
             <w:r>
               <w:rPr>
                 <w:rStyle w:val="Lienhypertexte"/>
@@ -2389,7 +2389,7 @@
                 <w:noProof/>
                 <w:webHidden/>
               </w:rPr>
-              <w:instrText xml:space="preserve"> PAGEREF _Toc217989934 \h </w:instrText>
+              <w:instrText xml:space="preserve"> PAGEREF _Toc221089360 \h </w:instrText>
             </w:r>
             <w:r>
               <w:rPr>
@@ -2446,7 +2446,7 @@
       <w:pPr>
         <w:pStyle w:val="Titre2"/>
       </w:pPr>
-      <w:bookmarkStart w:id="1" w:name="_Toc217989905"/>
+      <w:bookmarkStart w:id="1" w:name="_Toc221089331"/>
       <w:r>
         <w:lastRenderedPageBreak/>
         <w:t>Introduction</w:t>
@@ -2458,7 +2458,7 @@
       <w:pPr>
         <w:pStyle w:val="Titre3"/>
       </w:pPr>
-      <w:bookmarkStart w:id="2" w:name="_Toc217989906"/>
+      <w:bookmarkStart w:id="2" w:name="_Toc221089332"/>
       <w:r>
         <w:t xml:space="preserve">Présentation de </w:t>
       </w:r>
@@ -2630,7 +2630,7 @@
       <w:pPr>
         <w:pStyle w:val="Titre3"/>
       </w:pPr>
-      <w:bookmarkStart w:id="3" w:name="_Toc217989907"/>
+      <w:bookmarkStart w:id="3" w:name="_Toc221089333"/>
       <w:r>
         <w:t>Objectifs des tests</w:t>
       </w:r>
@@ -2783,7 +2783,7 @@
       <w:pPr>
         <w:pStyle w:val="Titre2"/>
       </w:pPr>
-      <w:bookmarkStart w:id="4" w:name="_Toc217989908"/>
+      <w:bookmarkStart w:id="4" w:name="_Toc221089334"/>
       <w:r>
         <w:lastRenderedPageBreak/>
         <w:t xml:space="preserve">Détail des scénarios </w:t>
@@ -2803,7 +2803,7 @@
       <w:pPr>
         <w:pStyle w:val="Titre3"/>
       </w:pPr>
-      <w:bookmarkStart w:id="5" w:name="_Toc217989909"/>
+      <w:bookmarkStart w:id="5" w:name="_Toc221089335"/>
       <w:proofErr w:type="spellStart"/>
       <w:r>
         <w:t>creation_utilisateurs.jmx</w:t>
@@ -2876,7 +2876,7 @@
       <w:pPr>
         <w:pStyle w:val="Titre3"/>
       </w:pPr>
-      <w:bookmarkStart w:id="6" w:name="_Toc217989910"/>
+      <w:bookmarkStart w:id="6" w:name="_Toc221089336"/>
       <w:proofErr w:type="spellStart"/>
       <w:r>
         <w:t>test_flux.jmx</w:t>
@@ -2907,7 +2907,7 @@
       <w:pPr>
         <w:pStyle w:val="Titre3"/>
       </w:pPr>
-      <w:bookmarkStart w:id="7" w:name="_Toc217989911"/>
+      <w:bookmarkStart w:id="7" w:name="_Toc221089337"/>
       <w:proofErr w:type="spellStart"/>
       <w:r>
         <w:t>test_de_charge.jmx</w:t>
@@ -2960,7 +2960,7 @@
       <w:pPr>
         <w:pStyle w:val="Titre2"/>
       </w:pPr>
-      <w:bookmarkStart w:id="8" w:name="_Toc217989912"/>
+      <w:bookmarkStart w:id="8" w:name="_Toc221089338"/>
       <w:r>
         <w:lastRenderedPageBreak/>
         <w:t>Procédure de test</w:t>
@@ -3000,7 +3000,7 @@
       <w:pPr>
         <w:pStyle w:val="Titre3"/>
       </w:pPr>
-      <w:bookmarkStart w:id="9" w:name="_Toc217989913"/>
+      <w:bookmarkStart w:id="9" w:name="_Toc221089339"/>
       <w:r>
         <w:t>1°/ Démarrer le projet</w:t>
       </w:r>
@@ -3027,7 +3027,7 @@
       <w:pPr>
         <w:pStyle w:val="Titre3"/>
       </w:pPr>
-      <w:bookmarkStart w:id="10" w:name="_Toc217989914"/>
+      <w:bookmarkStart w:id="10" w:name="_Toc221089340"/>
       <w:r>
         <w:t>2°/ Importer les données</w:t>
       </w:r>
@@ -3112,7 +3112,7 @@
       <w:pPr>
         <w:pStyle w:val="Titre3"/>
       </w:pPr>
-      <w:bookmarkStart w:id="11" w:name="_Toc217989915"/>
+      <w:bookmarkStart w:id="11" w:name="_Toc221089341"/>
       <w:r>
         <w:t>3</w:t>
       </w:r>
@@ -3181,7 +3181,7 @@
       <w:pPr>
         <w:pStyle w:val="Titre3"/>
       </w:pPr>
-      <w:bookmarkStart w:id="12" w:name="_Toc217989916"/>
+      <w:bookmarkStart w:id="12" w:name="_Toc221089342"/>
       <w:r>
         <w:t>4</w:t>
       </w:r>
@@ -3418,7 +3418,7 @@
       <w:pPr>
         <w:pStyle w:val="Titre3"/>
       </w:pPr>
-      <w:bookmarkStart w:id="13" w:name="_Toc217989917"/>
+      <w:bookmarkStart w:id="13" w:name="_Toc221089343"/>
       <w:r>
         <w:t>5</w:t>
       </w:r>
@@ -3512,7 +3512,7 @@
       <w:pPr>
         <w:pStyle w:val="Titre1"/>
       </w:pPr>
-      <w:bookmarkStart w:id="14" w:name="_Toc217989918"/>
+      <w:bookmarkStart w:id="14" w:name="_Toc221089344"/>
       <w:r>
         <w:lastRenderedPageBreak/>
         <w:t>Analyse des données :</w:t>
@@ -3526,7 +3526,7 @@
       <w:pPr>
         <w:pStyle w:val="Titre3"/>
       </w:pPr>
-      <w:bookmarkStart w:id="15" w:name="_Toc217989919"/>
+      <w:bookmarkStart w:id="15" w:name="_Toc221089345"/>
       <w:r>
         <w:t>Résultat</w:t>
       </w:r>
@@ -3640,7 +3640,7 @@
       <w:pPr>
         <w:pStyle w:val="Titre3"/>
       </w:pPr>
-      <w:bookmarkStart w:id="16" w:name="_Toc217989920"/>
+      <w:bookmarkStart w:id="16" w:name="_Toc221089346"/>
       <w:r>
         <w:lastRenderedPageBreak/>
         <w:t xml:space="preserve">Résumé </w:t>
@@ -3765,7 +3765,7 @@
       <w:pPr>
         <w:pStyle w:val="Titre3"/>
       </w:pPr>
-      <w:bookmarkStart w:id="17" w:name="_Toc217989921"/>
+      <w:bookmarkStart w:id="17" w:name="_Toc221089347"/>
       <w:r>
         <w:t>Expérience Utilisateur et Performance (APDEX)</w:t>
       </w:r>
@@ -3856,7 +3856,7 @@
       <w:pPr>
         <w:pStyle w:val="Titre3"/>
       </w:pPr>
-      <w:bookmarkStart w:id="18" w:name="_Toc217989922"/>
+      <w:bookmarkStart w:id="18" w:name="_Toc221089348"/>
       <w:r>
         <w:t xml:space="preserve">Analyse par </w:t>
       </w:r>
@@ -4075,7 +4075,7 @@
       <w:pPr>
         <w:pStyle w:val="Titre3"/>
       </w:pPr>
-      <w:bookmarkStart w:id="19" w:name="_Toc217989923"/>
+      <w:bookmarkStart w:id="19" w:name="_Toc221089349"/>
       <w:r>
         <w:t xml:space="preserve">Analyse des </w:t>
       </w:r>
@@ -4291,7 +4291,7 @@
       <w:pPr>
         <w:pStyle w:val="Titre1"/>
       </w:pPr>
-      <w:bookmarkStart w:id="20" w:name="_Toc217989924"/>
+      <w:bookmarkStart w:id="20" w:name="_Toc221089350"/>
       <w:r>
         <w:lastRenderedPageBreak/>
         <w:t>Conclusion :</w:t>
@@ -4335,7 +4335,7 @@
       <w:pPr>
         <w:pStyle w:val="Titre3"/>
       </w:pPr>
-      <w:bookmarkStart w:id="21" w:name="_Toc217989925"/>
+      <w:bookmarkStart w:id="21" w:name="_Toc221089351"/>
       <w:r>
         <w:t xml:space="preserve">Scalabilité </w:t>
       </w:r>
@@ -4393,7 +4393,7 @@
       <w:pPr>
         <w:pStyle w:val="Titre3"/>
       </w:pPr>
-      <w:bookmarkStart w:id="22" w:name="_Toc217989926"/>
+      <w:bookmarkStart w:id="22" w:name="_Toc221089352"/>
       <w:r>
         <w:t xml:space="preserve">Optimisations </w:t>
       </w:r>
@@ -4429,7 +4429,7 @@
       <w:pPr>
         <w:pStyle w:val="Titre3"/>
       </w:pPr>
-      <w:bookmarkStart w:id="23" w:name="_Toc217989927"/>
+      <w:bookmarkStart w:id="23" w:name="_Toc221089353"/>
       <w:r>
         <w:t xml:space="preserve">Optimisations </w:t>
       </w:r>
@@ -4464,7 +4464,7 @@
       <w:pPr>
         <w:pStyle w:val="Titre3"/>
       </w:pPr>
-      <w:bookmarkStart w:id="24" w:name="_Toc217989928"/>
+      <w:bookmarkStart w:id="24" w:name="_Toc221089354"/>
       <w:r>
         <w:t xml:space="preserve">Architecture </w:t>
       </w:r>
@@ -4500,7 +4500,7 @@
       <w:pPr>
         <w:pStyle w:val="Titre3"/>
       </w:pPr>
-      <w:bookmarkStart w:id="25" w:name="_Toc217989929"/>
+      <w:bookmarkStart w:id="25" w:name="_Toc221089355"/>
       <w:r>
         <w:t>Soumission du reporting</w:t>
       </w:r>
@@ -4529,7 +4529,7 @@
       <w:pPr>
         <w:pStyle w:val="Titre1"/>
       </w:pPr>
-      <w:bookmarkStart w:id="26" w:name="_Toc217989930"/>
+      <w:bookmarkStart w:id="26" w:name="_Toc221089356"/>
       <w:r>
         <w:lastRenderedPageBreak/>
         <w:t>Création de la donnée :</w:t>
@@ -4551,7 +4551,7 @@
       <w:pPr>
         <w:pStyle w:val="Titre3"/>
       </w:pPr>
-      <w:bookmarkStart w:id="27" w:name="_Toc217989931"/>
+      <w:bookmarkStart w:id="27" w:name="_Toc221089357"/>
       <w:r>
         <w:t xml:space="preserve">Utilisateurs </w:t>
       </w:r>
@@ -5024,7 +5024,7 @@
       <w:pPr>
         <w:pStyle w:val="Titre3"/>
       </w:pPr>
-      <w:bookmarkStart w:id="28" w:name="_Toc217989932"/>
+      <w:bookmarkStart w:id="28" w:name="_Toc221089358"/>
       <w:r>
         <w:lastRenderedPageBreak/>
         <w:t xml:space="preserve">Utilisateurs </w:t>
@@ -5351,7 +5351,7 @@
       <w:pPr>
         <w:pStyle w:val="Titre3"/>
       </w:pPr>
-      <w:bookmarkStart w:id="29" w:name="_Toc217989933"/>
+      <w:bookmarkStart w:id="29" w:name="_Toc221089359"/>
       <w:r>
         <w:lastRenderedPageBreak/>
         <w:t>Spécialisation</w:t>
@@ -5667,7 +5667,7 @@
       <w:pPr>
         <w:pStyle w:val="Titre3"/>
       </w:pPr>
-      <w:bookmarkStart w:id="30" w:name="_Toc217989934"/>
+      <w:bookmarkStart w:id="30" w:name="_Toc221089360"/>
       <w:r>
         <w:lastRenderedPageBreak/>
         <w:t>Autres données</w:t>
